--- a/Адміністрування обчислювальних комплексів Зроблені ЛР/Лабораторна робота 5 - Матакова А.В. - 409а - Адміністрування обчислювальних комплексів.docx
+++ b/Адміністрування обчислювальних комплексів Зроблені ЛР/Лабораторна робота 5 - Матакова А.В. - 409а - Адміністрування обчислювальних комплексів.docx
@@ -1119,28 +1119,19 @@
         </w:rPr>
         <w:t xml:space="preserve"> </w:t>
       </w:r>
+      <w:bookmarkStart w:id="0" w:name="_GoBack"/>
+      <w:bookmarkEnd w:id="0"/>
       <w:r>
         <w:rPr>
           <w:iCs/>
-          <w:color w:val="FF0000"/>
-          <w:sz w:val="28"/>
-          <w:szCs w:val="28"/>
-        </w:rPr>
-        <w:t xml:space="preserve">Набути навички роботи </w:t>
+          <w:sz w:val="28"/>
+          <w:szCs w:val="28"/>
+        </w:rPr>
+        <w:t>Набути практичних навичок автоматизації налаштування віртуального середовища засобами Vagrant</w:t>
       </w:r>
       <w:r>
         <w:rPr>
           <w:iCs/>
-          <w:color w:val="FF0000"/>
-          <w:sz w:val="28"/>
-          <w:szCs w:val="28"/>
-        </w:rPr>
-        <w:t>з інструментом для тестування Selenium Webdriver API</w:t>
-      </w:r>
-      <w:r>
-        <w:rPr>
-          <w:iCs/>
-          <w:color w:val="FF0000"/>
           <w:sz w:val="28"/>
           <w:szCs w:val="28"/>
         </w:rPr>
@@ -1589,8 +1580,6 @@
         </w:rPr>
         <w:t>Копипаст лр 4</w:t>
       </w:r>
-      <w:bookmarkStart w:id="0" w:name="_GoBack"/>
-      <w:bookmarkEnd w:id="0"/>
     </w:p>
     <w:p>
       <w:pPr>
@@ -8019,7 +8008,7 @@
 </file>
 
 <file path=customXml/itemProps2.xml><?xml version="1.0" encoding="utf-8"?>
-<ds:datastoreItem xmlns:ds="http://schemas.openxmlformats.org/officeDocument/2006/customXml" ds:itemID="{6D487BDA-B284-402F-8EE7-550A501D138C}">
+<ds:datastoreItem xmlns:ds="http://schemas.openxmlformats.org/officeDocument/2006/customXml" ds:itemID="{B0A75598-CD64-49DF-AA4E-EC7D38122749}">
   <ds:schemaRefs>
     <ds:schemaRef ds:uri="http://schemas.openxmlformats.org/officeDocument/2006/bibliography"/>
   </ds:schemaRefs>

--- a/Адміністрування обчислювальних комплексів Зроблені ЛР/Лабораторна робота 5 - Матакова А.В. - 409а - Адміністрування обчислювальних комплексів.docx
+++ b/Адміністрування обчислювальних комплексів Зроблені ЛР/Лабораторна робота 5 - Матакова А.В. - 409а - Адміністрування обчислювальних комплексів.docx
@@ -1119,8 +1119,6 @@
         </w:rPr>
         <w:t xml:space="preserve"> </w:t>
       </w:r>
-      <w:bookmarkStart w:id="0" w:name="_GoBack"/>
-      <w:bookmarkEnd w:id="0"/>
       <w:r>
         <w:rPr>
           <w:iCs/>
@@ -1497,6 +1495,70 @@
           <w:sz w:val="28"/>
           <w:szCs w:val="28"/>
         </w:rPr>
+        <w:t>Для видалення віртуального середовища</w:t>
+      </w:r>
+      <w:r>
+        <w:rPr>
+          <w:sz w:val="28"/>
+          <w:szCs w:val="28"/>
+        </w:rPr>
+        <w:t xml:space="preserve"> </w:t>
+      </w:r>
+      <w:r>
+        <w:rPr>
+          <w:sz w:val="28"/>
+          <w:szCs w:val="28"/>
+        </w:rPr>
+        <w:t>слід використовувати команду</w:t>
+      </w:r>
+      <w:r>
+        <w:rPr>
+          <w:sz w:val="28"/>
+          <w:szCs w:val="28"/>
+        </w:rPr>
+        <w:t xml:space="preserve"> vagrant destroy</w:t>
+      </w:r>
+      <w:r>
+        <w:rPr>
+          <w:sz w:val="28"/>
+          <w:szCs w:val="28"/>
+        </w:rPr>
+        <w:t xml:space="preserve">. </w:t>
+      </w:r>
+    </w:p>
+    <w:p>
+      <w:pPr>
+        <w:suppressAutoHyphens w:val="0"/>
+        <w:spacing w:line="360" w:lineRule="auto"/>
+        <w:ind w:leftChars="0" w:left="0" w:firstLineChars="0" w:firstLine="709"/>
+        <w:jc w:val="both"/>
+        <w:textDirection w:val="lrTb"/>
+        <w:textAlignment w:val="auto"/>
+        <w:outlineLvl w:val="9"/>
+        <w:rPr>
+          <w:sz w:val="28"/>
+          <w:szCs w:val="28"/>
+        </w:rPr>
+      </w:pPr>
+      <w:r>
+        <w:rPr>
+          <w:sz w:val="28"/>
+          <w:szCs w:val="28"/>
+        </w:rPr>
+        <w:t>Повторно використано</w:t>
+      </w:r>
+      <w:r>
+        <w:rPr>
+          <w:sz w:val="28"/>
+          <w:szCs w:val="28"/>
+        </w:rPr>
+        <w:t xml:space="preserve"> конфігураційний файл Vagrantfile на основі образу ubuntu/jammy64, у якому вже передбачено</w:t>
+      </w:r>
+      <w:r>
+        <w:rPr>
+          <w:sz w:val="28"/>
+          <w:szCs w:val="28"/>
+        </w:rPr>
         <w:t>У першій лабораторній роботі обрано програмний продукт, а саме застосунок Flo, який використовується для менеджменту репродуктивного здоров’я людей жіночої статі. Посилання на сайт: https://flo.health/uk.</w:t>
       </w:r>
     </w:p>
@@ -1718,6 +1780,27 @@
           <w:szCs w:val="28"/>
         </w:rPr>
       </w:pPr>
+      <w:r>
+        <w:rPr>
+          <w:sz w:val="28"/>
+          <w:szCs w:val="28"/>
+        </w:rPr>
+        <w:t xml:space="preserve">Vagrant </w:t>
+      </w:r>
+      <w:r>
+        <w:rPr>
+          <w:sz w:val="28"/>
+          <w:szCs w:val="28"/>
+        </w:rPr>
+        <w:t>–</w:t>
+      </w:r>
+      <w:r>
+        <w:rPr>
+          <w:sz w:val="28"/>
+          <w:szCs w:val="28"/>
+        </w:rPr>
+        <w:t xml:space="preserve"> це інструмент для автоматизованого створення, налаштування та управління життєвим циклом віртуальних середовищ. Він дозволяє описати конфігурацію віртуальної машини (образ ОС, ресурси, мережу, синхронізовані папки, provisioning) у вигляді текстового файлу Vagrantfile, що робить середовище відтворюваним, легко переносимим між розробниками та готовим до повторного розгортання без ручного налаштування.</w:t>
+      </w:r>
     </w:p>
     <w:p>
       <w:pPr>
@@ -1744,7 +1827,6 @@
           <w:sz w:val="28"/>
           <w:szCs w:val="28"/>
         </w:rPr>
-        <w:lastRenderedPageBreak/>
         <w:t>Що є джерелом образу ОС для виконання цієї роботи?</w:t>
       </w:r>
     </w:p>
@@ -1760,6 +1842,36 @@
           <w:szCs w:val="28"/>
         </w:rPr>
       </w:pPr>
+      <w:r>
+        <w:rPr>
+          <w:sz w:val="28"/>
+          <w:szCs w:val="28"/>
+        </w:rPr>
+        <w:t xml:space="preserve">Джерелом образу ОС є портал Vagrant Cloud (https://app.vagrantup.com/boxes/search), на якому розміщені готові базові образи («box») різних операційних систем. У цій роботі використано box ubuntu/jammy64 </w:t>
+      </w:r>
+      <w:r>
+        <w:rPr>
+          <w:sz w:val="28"/>
+          <w:szCs w:val="28"/>
+        </w:rPr>
+        <w:t>–</w:t>
+      </w:r>
+      <w:r>
+        <w:rPr>
+          <w:sz w:val="28"/>
+          <w:szCs w:val="28"/>
+        </w:rPr>
+        <w:t xml:space="preserve"> </w:t>
+      </w:r>
+      <w:bookmarkStart w:id="0" w:name="_GoBack"/>
+      <w:bookmarkEnd w:id="0"/>
+      <w:r>
+        <w:rPr>
+          <w:sz w:val="28"/>
+          <w:szCs w:val="28"/>
+        </w:rPr>
+        <w:t>офіційний образ Ubuntu 22.04 LTS, який Vagrant автоматично завантажує та кешує при першому виконанні команди vagrant up.</w:t>
+      </w:r>
     </w:p>
     <w:p>
       <w:pPr>
@@ -2064,7 +2176,814 @@
           <w:sz w:val="28"/>
           <w:szCs w:val="28"/>
         </w:rPr>
-        <w:t>Завдяки використанню набутих навичок виконано завдання з лабораторної роботи. Звіт оформлено згідно ДСТУ.</w:t>
+        <w:t xml:space="preserve">Завдяки </w:t>
+      </w:r>
+      <w:r>
+        <w:rPr>
+          <w:sz w:val="28"/>
+          <w:szCs w:val="28"/>
+        </w:rPr>
+        <w:lastRenderedPageBreak/>
+        <w:t>використанню набутих навичок виконано завдання з лабораторної роботи. Звіт оформлено згідно ДСТУ.</w:t>
+      </w:r>
+    </w:p>
+    <w:p>
+      <w:pPr>
+        <w:suppressAutoHyphens w:val="0"/>
+        <w:spacing w:line="240" w:lineRule="auto"/>
+        <w:ind w:leftChars="0" w:left="0" w:firstLineChars="0" w:firstLine="0"/>
+        <w:textDirection w:val="lrTb"/>
+        <w:textAlignment w:val="auto"/>
+        <w:outlineLvl w:val="9"/>
+        <w:rPr>
+          <w:sz w:val="28"/>
+          <w:szCs w:val="28"/>
+        </w:rPr>
+      </w:pPr>
+      <w:r>
+        <w:rPr>
+          <w:sz w:val="28"/>
+          <w:szCs w:val="28"/>
+        </w:rPr>
+        <w:br w:type="page"/>
+      </w:r>
+    </w:p>
+    <w:p>
+      <w:pPr>
+        <w:spacing w:before="240" w:after="240" w:line="360" w:lineRule="auto"/>
+        <w:ind w:leftChars="0" w:left="0" w:firstLineChars="0" w:firstLine="0"/>
+        <w:contextualSpacing/>
+        <w:jc w:val="center"/>
+        <w:outlineLvl w:val="9"/>
+        <w:rPr>
+          <w:b/>
+          <w:iCs/>
+          <w:sz w:val="28"/>
+          <w:szCs w:val="28"/>
+        </w:rPr>
+      </w:pPr>
+      <w:r>
+        <w:rPr>
+          <w:b/>
+          <w:iCs/>
+          <w:sz w:val="28"/>
+          <w:szCs w:val="28"/>
+        </w:rPr>
+        <w:lastRenderedPageBreak/>
+        <w:t>ДОДАТОК А</w:t>
+      </w:r>
+    </w:p>
+    <w:p>
+      <w:pPr>
+        <w:spacing w:line="360" w:lineRule="auto"/>
+        <w:ind w:leftChars="0" w:left="0" w:firstLineChars="0" w:firstLine="709"/>
+        <w:contextualSpacing/>
+        <w:jc w:val="both"/>
+        <w:outlineLvl w:val="9"/>
+        <w:rPr>
+          <w:bCs/>
+          <w:iCs/>
+          <w:sz w:val="28"/>
+          <w:szCs w:val="28"/>
+        </w:rPr>
+      </w:pPr>
+      <w:r>
+        <w:rPr>
+          <w:bCs/>
+          <w:iCs/>
+          <w:sz w:val="28"/>
+          <w:szCs w:val="28"/>
+        </w:rPr>
+        <w:t>Лістинг коду</w:t>
+      </w:r>
+      <w:r>
+        <w:rPr>
+          <w:bCs/>
+          <w:iCs/>
+          <w:sz w:val="28"/>
+          <w:szCs w:val="28"/>
+        </w:rPr>
+        <w:t xml:space="preserve"> </w:t>
+      </w:r>
+      <w:r>
+        <w:rPr>
+          <w:bCs/>
+          <w:iCs/>
+          <w:sz w:val="28"/>
+          <w:szCs w:val="28"/>
+          <w:lang w:val="ru-RU"/>
+        </w:rPr>
+        <w:t>Vagrantfile</w:t>
+      </w:r>
+      <w:r>
+        <w:rPr>
+          <w:bCs/>
+          <w:iCs/>
+          <w:sz w:val="28"/>
+          <w:szCs w:val="28"/>
+        </w:rPr>
+        <w:t>:</w:t>
+      </w:r>
+    </w:p>
+    <w:p>
+      <w:pPr>
+        <w:spacing w:line="360" w:lineRule="auto"/>
+        <w:ind w:leftChars="0" w:firstLineChars="0" w:firstLine="0"/>
+        <w:contextualSpacing/>
+        <w:jc w:val="both"/>
+        <w:outlineLvl w:val="9"/>
+        <w:rPr>
+          <w:sz w:val="28"/>
+          <w:szCs w:val="28"/>
+        </w:rPr>
+      </w:pPr>
+      <w:r>
+        <w:rPr>
+          <w:sz w:val="28"/>
+          <w:szCs w:val="28"/>
+        </w:rPr>
+        <w:t># -*- mode: ruby -*-</w:t>
+      </w:r>
+    </w:p>
+    <w:p>
+      <w:pPr>
+        <w:spacing w:line="360" w:lineRule="auto"/>
+        <w:ind w:leftChars="0" w:firstLineChars="0" w:firstLine="0"/>
+        <w:contextualSpacing/>
+        <w:jc w:val="both"/>
+        <w:outlineLvl w:val="9"/>
+        <w:rPr>
+          <w:sz w:val="28"/>
+          <w:szCs w:val="28"/>
+        </w:rPr>
+      </w:pPr>
+      <w:r>
+        <w:rPr>
+          <w:sz w:val="28"/>
+          <w:szCs w:val="28"/>
+        </w:rPr>
+        <w:t># vi: set ft=ruby :</w:t>
+      </w:r>
+    </w:p>
+    <w:p>
+      <w:pPr>
+        <w:spacing w:line="360" w:lineRule="auto"/>
+        <w:ind w:leftChars="0" w:firstLineChars="0" w:firstLine="0"/>
+        <w:contextualSpacing/>
+        <w:jc w:val="both"/>
+        <w:outlineLvl w:val="9"/>
+        <w:rPr>
+          <w:sz w:val="28"/>
+          <w:szCs w:val="28"/>
+        </w:rPr>
+      </w:pPr>
+      <w:r>
+        <w:rPr>
+          <w:sz w:val="28"/>
+          <w:szCs w:val="28"/>
+        </w:rPr>
+        <w:t>Vagrant.configure("2") do |config|</w:t>
+      </w:r>
+    </w:p>
+    <w:p>
+      <w:pPr>
+        <w:spacing w:line="360" w:lineRule="auto"/>
+        <w:ind w:leftChars="0" w:firstLineChars="0" w:firstLine="0"/>
+        <w:contextualSpacing/>
+        <w:jc w:val="both"/>
+        <w:outlineLvl w:val="9"/>
+        <w:rPr>
+          <w:sz w:val="28"/>
+          <w:szCs w:val="28"/>
+        </w:rPr>
+      </w:pPr>
+      <w:r>
+        <w:rPr>
+          <w:sz w:val="28"/>
+          <w:szCs w:val="28"/>
+        </w:rPr>
+        <w:t xml:space="preserve">  # Базовий образ віртуальної машини Ubuntu 22.04 LTS (Jammy Jellyfish), 64-bit</w:t>
+      </w:r>
+    </w:p>
+    <w:p>
+      <w:pPr>
+        <w:spacing w:line="360" w:lineRule="auto"/>
+        <w:ind w:leftChars="0" w:firstLineChars="0" w:firstLine="0"/>
+        <w:contextualSpacing/>
+        <w:jc w:val="both"/>
+        <w:outlineLvl w:val="9"/>
+        <w:rPr>
+          <w:sz w:val="28"/>
+          <w:szCs w:val="28"/>
+        </w:rPr>
+      </w:pPr>
+      <w:r>
+        <w:rPr>
+          <w:sz w:val="28"/>
+          <w:szCs w:val="28"/>
+        </w:rPr>
+        <w:t xml:space="preserve">  config.vm.box = "ubuntu/jammy64"</w:t>
+      </w:r>
+    </w:p>
+    <w:p>
+      <w:pPr>
+        <w:spacing w:line="360" w:lineRule="auto"/>
+        <w:ind w:leftChars="0" w:firstLineChars="0" w:firstLine="0"/>
+        <w:contextualSpacing/>
+        <w:jc w:val="both"/>
+        <w:outlineLvl w:val="9"/>
+        <w:rPr>
+          <w:sz w:val="28"/>
+          <w:szCs w:val="28"/>
+        </w:rPr>
+      </w:pPr>
+      <w:r>
+        <w:rPr>
+          <w:sz w:val="28"/>
+          <w:szCs w:val="28"/>
+        </w:rPr>
+        <w:t xml:space="preserve">  # Ім'я віртуальної машини</w:t>
+      </w:r>
+    </w:p>
+    <w:p>
+      <w:pPr>
+        <w:spacing w:line="360" w:lineRule="auto"/>
+        <w:ind w:leftChars="0" w:firstLineChars="0" w:firstLine="0"/>
+        <w:contextualSpacing/>
+        <w:jc w:val="both"/>
+        <w:outlineLvl w:val="9"/>
+        <w:rPr>
+          <w:sz w:val="28"/>
+          <w:szCs w:val="28"/>
+        </w:rPr>
+      </w:pPr>
+      <w:r>
+        <w:rPr>
+          <w:sz w:val="28"/>
+          <w:szCs w:val="28"/>
+        </w:rPr>
+        <w:t xml:space="preserve">  config.vm.hostname = "lr4-ubuntu"</w:t>
+      </w:r>
+    </w:p>
+    <w:p>
+      <w:pPr>
+        <w:spacing w:line="360" w:lineRule="auto"/>
+        <w:ind w:leftChars="0" w:firstLineChars="0" w:firstLine="0"/>
+        <w:contextualSpacing/>
+        <w:jc w:val="both"/>
+        <w:outlineLvl w:val="9"/>
+        <w:rPr>
+          <w:sz w:val="28"/>
+          <w:szCs w:val="28"/>
+        </w:rPr>
+      </w:pPr>
+      <w:r>
+        <w:rPr>
+          <w:sz w:val="28"/>
+          <w:szCs w:val="28"/>
+        </w:rPr>
+        <w:t xml:space="preserve">  # Мережеві налаштування: приватна мережа зі статичною IP-адресою</w:t>
+      </w:r>
+    </w:p>
+    <w:p>
+      <w:pPr>
+        <w:spacing w:line="360" w:lineRule="auto"/>
+        <w:ind w:leftChars="0" w:firstLineChars="0" w:firstLine="0"/>
+        <w:contextualSpacing/>
+        <w:jc w:val="both"/>
+        <w:outlineLvl w:val="9"/>
+        <w:rPr>
+          <w:sz w:val="28"/>
+          <w:szCs w:val="28"/>
+        </w:rPr>
+      </w:pPr>
+      <w:r>
+        <w:rPr>
+          <w:sz w:val="28"/>
+          <w:szCs w:val="28"/>
+        </w:rPr>
+        <w:t xml:space="preserve">  config.vm.network "private_network", ip: "192.168.56.10"</w:t>
+      </w:r>
+    </w:p>
+    <w:p>
+      <w:pPr>
+        <w:spacing w:line="360" w:lineRule="auto"/>
+        <w:ind w:leftChars="0" w:firstLineChars="0" w:firstLine="0"/>
+        <w:contextualSpacing/>
+        <w:jc w:val="both"/>
+        <w:outlineLvl w:val="9"/>
+        <w:rPr>
+          <w:sz w:val="28"/>
+          <w:szCs w:val="28"/>
+        </w:rPr>
+      </w:pPr>
+      <w:r>
+        <w:rPr>
+          <w:sz w:val="28"/>
+          <w:szCs w:val="28"/>
+        </w:rPr>
+        <w:t xml:space="preserve">  # Налаштування ресурсів провайдера VirtualBox</w:t>
+      </w:r>
+    </w:p>
+    <w:p>
+      <w:pPr>
+        <w:spacing w:line="360" w:lineRule="auto"/>
+        <w:ind w:leftChars="0" w:firstLineChars="0" w:firstLine="0"/>
+        <w:contextualSpacing/>
+        <w:jc w:val="both"/>
+        <w:outlineLvl w:val="9"/>
+        <w:rPr>
+          <w:sz w:val="28"/>
+          <w:szCs w:val="28"/>
+        </w:rPr>
+      </w:pPr>
+      <w:r>
+        <w:rPr>
+          <w:sz w:val="28"/>
+          <w:szCs w:val="28"/>
+        </w:rPr>
+        <w:t xml:space="preserve">  config.vm.provider "virtualbox" do |vb|</w:t>
+      </w:r>
+    </w:p>
+    <w:p>
+      <w:pPr>
+        <w:spacing w:line="360" w:lineRule="auto"/>
+        <w:ind w:leftChars="0" w:firstLineChars="0" w:firstLine="0"/>
+        <w:contextualSpacing/>
+        <w:jc w:val="both"/>
+        <w:outlineLvl w:val="9"/>
+        <w:rPr>
+          <w:sz w:val="28"/>
+          <w:szCs w:val="28"/>
+        </w:rPr>
+      </w:pPr>
+      <w:r>
+        <w:rPr>
+          <w:sz w:val="28"/>
+          <w:szCs w:val="28"/>
+        </w:rPr>
+        <w:t xml:space="preserve">    vb.name = "lr4-ubuntu-jammy64"</w:t>
+      </w:r>
+    </w:p>
+    <w:p>
+      <w:pPr>
+        <w:spacing w:line="360" w:lineRule="auto"/>
+        <w:ind w:leftChars="0" w:firstLineChars="0" w:firstLine="0"/>
+        <w:contextualSpacing/>
+        <w:jc w:val="both"/>
+        <w:outlineLvl w:val="9"/>
+        <w:rPr>
+          <w:sz w:val="28"/>
+          <w:szCs w:val="28"/>
+        </w:rPr>
+      </w:pPr>
+      <w:r>
+        <w:rPr>
+          <w:sz w:val="28"/>
+          <w:szCs w:val="28"/>
+        </w:rPr>
+        <w:t xml:space="preserve">    vb.memory = "1024"</w:t>
+      </w:r>
+    </w:p>
+    <w:p>
+      <w:pPr>
+        <w:spacing w:line="360" w:lineRule="auto"/>
+        <w:ind w:leftChars="0" w:firstLineChars="0" w:firstLine="0"/>
+        <w:contextualSpacing/>
+        <w:jc w:val="both"/>
+        <w:outlineLvl w:val="9"/>
+        <w:rPr>
+          <w:sz w:val="28"/>
+          <w:szCs w:val="28"/>
+        </w:rPr>
+      </w:pPr>
+      <w:r>
+        <w:rPr>
+          <w:sz w:val="28"/>
+          <w:szCs w:val="28"/>
+        </w:rPr>
+        <w:t xml:space="preserve">    vb.cpus = 1</w:t>
+      </w:r>
+    </w:p>
+    <w:p>
+      <w:pPr>
+        <w:spacing w:line="360" w:lineRule="auto"/>
+        <w:ind w:leftChars="0" w:firstLineChars="0" w:firstLine="0"/>
+        <w:contextualSpacing/>
+        <w:jc w:val="both"/>
+        <w:outlineLvl w:val="9"/>
+        <w:rPr>
+          <w:sz w:val="28"/>
+          <w:szCs w:val="28"/>
+        </w:rPr>
+      </w:pPr>
+      <w:r>
+        <w:rPr>
+          <w:sz w:val="28"/>
+          <w:szCs w:val="28"/>
+        </w:rPr>
+        <w:t xml:space="preserve">    vb.gui = false</w:t>
+      </w:r>
+    </w:p>
+    <w:p>
+      <w:pPr>
+        <w:spacing w:line="360" w:lineRule="auto"/>
+        <w:ind w:leftChars="0" w:firstLineChars="0" w:firstLine="0"/>
+        <w:contextualSpacing/>
+        <w:jc w:val="both"/>
+        <w:outlineLvl w:val="9"/>
+        <w:rPr>
+          <w:sz w:val="28"/>
+          <w:szCs w:val="28"/>
+        </w:rPr>
+      </w:pPr>
+      <w:r>
+        <w:rPr>
+          <w:sz w:val="28"/>
+          <w:szCs w:val="28"/>
+        </w:rPr>
+        <w:t xml:space="preserve">  end</w:t>
+      </w:r>
+    </w:p>
+    <w:p>
+      <w:pPr>
+        <w:spacing w:line="360" w:lineRule="auto"/>
+        <w:ind w:leftChars="0" w:firstLineChars="0" w:firstLine="0"/>
+        <w:contextualSpacing/>
+        <w:jc w:val="both"/>
+        <w:outlineLvl w:val="9"/>
+        <w:rPr>
+          <w:sz w:val="28"/>
+          <w:szCs w:val="28"/>
+        </w:rPr>
+      </w:pPr>
+      <w:r>
+        <w:rPr>
+          <w:sz w:val="28"/>
+          <w:szCs w:val="28"/>
+        </w:rPr>
+        <w:t xml:space="preserve">  # Синхронізація папки проєкту з віртуальною машиною</w:t>
+      </w:r>
+    </w:p>
+    <w:p>
+      <w:pPr>
+        <w:spacing w:line="360" w:lineRule="auto"/>
+        <w:ind w:leftChars="0" w:firstLineChars="0" w:firstLine="0"/>
+        <w:contextualSpacing/>
+        <w:jc w:val="both"/>
+        <w:outlineLvl w:val="9"/>
+        <w:rPr>
+          <w:sz w:val="28"/>
+          <w:szCs w:val="28"/>
+        </w:rPr>
+      </w:pPr>
+      <w:r>
+        <w:rPr>
+          <w:sz w:val="28"/>
+          <w:szCs w:val="28"/>
+        </w:rPr>
+        <w:t xml:space="preserve">  config.vm.synced_folder ".", "/vagrant"</w:t>
+      </w:r>
+    </w:p>
+    <w:p>
+      <w:pPr>
+        <w:spacing w:line="360" w:lineRule="auto"/>
+        <w:ind w:leftChars="0" w:firstLineChars="0" w:firstLine="0"/>
+        <w:contextualSpacing/>
+        <w:jc w:val="both"/>
+        <w:outlineLvl w:val="9"/>
+        <w:rPr>
+          <w:sz w:val="28"/>
+          <w:szCs w:val="28"/>
+        </w:rPr>
+      </w:pPr>
+      <w:r>
+        <w:rPr>
+          <w:sz w:val="28"/>
+          <w:szCs w:val="28"/>
+        </w:rPr>
+        <w:t xml:space="preserve">  # Додаткова синхронізована директорія: локальна папка ./shared монтується у /home/vagrant/shared</w:t>
+      </w:r>
+    </w:p>
+    <w:p>
+      <w:pPr>
+        <w:spacing w:line="360" w:lineRule="auto"/>
+        <w:ind w:leftChars="0" w:firstLineChars="0" w:firstLine="0"/>
+        <w:contextualSpacing/>
+        <w:jc w:val="both"/>
+        <w:outlineLvl w:val="9"/>
+        <w:rPr>
+          <w:sz w:val="28"/>
+          <w:szCs w:val="28"/>
+        </w:rPr>
+      </w:pPr>
+      <w:r>
+        <w:rPr>
+          <w:sz w:val="28"/>
+          <w:szCs w:val="28"/>
+        </w:rPr>
+        <w:t xml:space="preserve">  config.vm.synced_folder "./shared", "/home/vagrant/shared", create: true</w:t>
+      </w:r>
+    </w:p>
+    <w:p>
+      <w:pPr>
+        <w:spacing w:line="360" w:lineRule="auto"/>
+        <w:ind w:leftChars="0" w:firstLineChars="0" w:firstLine="0"/>
+        <w:contextualSpacing/>
+        <w:jc w:val="both"/>
+        <w:outlineLvl w:val="9"/>
+        <w:rPr>
+          <w:sz w:val="28"/>
+          <w:szCs w:val="28"/>
+        </w:rPr>
+      </w:pPr>
+      <w:r>
+        <w:rPr>
+          <w:sz w:val="28"/>
+          <w:szCs w:val="28"/>
+        </w:rPr>
+        <w:t xml:space="preserve">  # Первинне налаштування системи при створенні машини</w:t>
+      </w:r>
+    </w:p>
+    <w:p>
+      <w:pPr>
+        <w:spacing w:line="360" w:lineRule="auto"/>
+        <w:ind w:leftChars="0" w:firstLineChars="0" w:firstLine="0"/>
+        <w:contextualSpacing/>
+        <w:jc w:val="both"/>
+        <w:outlineLvl w:val="9"/>
+        <w:rPr>
+          <w:sz w:val="28"/>
+          <w:szCs w:val="28"/>
+        </w:rPr>
+      </w:pPr>
+      <w:r>
+        <w:rPr>
+          <w:sz w:val="28"/>
+          <w:szCs w:val="28"/>
+        </w:rPr>
+        <w:t xml:space="preserve">  config.vm.provision "shell", inline: &lt;&lt;-SHELL</w:t>
+      </w:r>
+    </w:p>
+    <w:p>
+      <w:pPr>
+        <w:spacing w:line="360" w:lineRule="auto"/>
+        <w:ind w:leftChars="0" w:firstLineChars="0" w:firstLine="0"/>
+        <w:contextualSpacing/>
+        <w:jc w:val="both"/>
+        <w:outlineLvl w:val="9"/>
+        <w:rPr>
+          <w:sz w:val="28"/>
+          <w:szCs w:val="28"/>
+        </w:rPr>
+      </w:pPr>
+      <w:r>
+        <w:rPr>
+          <w:sz w:val="28"/>
+          <w:szCs w:val="28"/>
+        </w:rPr>
+        <w:t xml:space="preserve">    apt-get update</w:t>
+      </w:r>
+    </w:p>
+    <w:p>
+      <w:pPr>
+        <w:spacing w:line="360" w:lineRule="auto"/>
+        <w:ind w:leftChars="0" w:firstLineChars="0" w:firstLine="0"/>
+        <w:contextualSpacing/>
+        <w:jc w:val="both"/>
+        <w:outlineLvl w:val="9"/>
+        <w:rPr>
+          <w:sz w:val="28"/>
+          <w:szCs w:val="28"/>
+        </w:rPr>
+      </w:pPr>
+      <w:r>
+        <w:rPr>
+          <w:sz w:val="28"/>
+          <w:szCs w:val="28"/>
+        </w:rPr>
+        <w:t xml:space="preserve">    apt-get upgrade -y</w:t>
+      </w:r>
+    </w:p>
+    <w:p>
+      <w:pPr>
+        <w:spacing w:line="360" w:lineRule="auto"/>
+        <w:ind w:leftChars="0" w:firstLineChars="0" w:firstLine="0"/>
+        <w:contextualSpacing/>
+        <w:jc w:val="both"/>
+        <w:outlineLvl w:val="9"/>
+        <w:rPr>
+          <w:sz w:val="28"/>
+          <w:szCs w:val="28"/>
+        </w:rPr>
+      </w:pPr>
+      <w:r>
+        <w:rPr>
+          <w:sz w:val="28"/>
+          <w:szCs w:val="28"/>
+        </w:rPr>
+        <w:t xml:space="preserve">  SHELL</w:t>
+      </w:r>
+    </w:p>
+    <w:p>
+      <w:pPr>
+        <w:spacing w:line="360" w:lineRule="auto"/>
+        <w:ind w:leftChars="0" w:firstLineChars="0" w:firstLine="0"/>
+        <w:contextualSpacing/>
+        <w:jc w:val="both"/>
+        <w:outlineLvl w:val="9"/>
+        <w:rPr>
+          <w:sz w:val="28"/>
+          <w:szCs w:val="28"/>
+        </w:rPr>
+      </w:pPr>
+      <w:r>
+        <w:rPr>
+          <w:sz w:val="28"/>
+          <w:szCs w:val="28"/>
+        </w:rPr>
+        <w:t xml:space="preserve">  # Встановлення Apache2 та розгортання HTML-сайту з папки shared</w:t>
+      </w:r>
+    </w:p>
+    <w:p>
+      <w:pPr>
+        <w:spacing w:line="360" w:lineRule="auto"/>
+        <w:ind w:leftChars="0" w:firstLineChars="0" w:firstLine="0"/>
+        <w:contextualSpacing/>
+        <w:jc w:val="both"/>
+        <w:outlineLvl w:val="9"/>
+        <w:rPr>
+          <w:sz w:val="28"/>
+          <w:szCs w:val="28"/>
+        </w:rPr>
+      </w:pPr>
+      <w:r>
+        <w:rPr>
+          <w:sz w:val="28"/>
+          <w:szCs w:val="28"/>
+        </w:rPr>
+        <w:t xml:space="preserve">  config.vm.provision "shell", inline: &lt;&lt;-SHELL</w:t>
+      </w:r>
+    </w:p>
+    <w:p>
+      <w:pPr>
+        <w:spacing w:line="360" w:lineRule="auto"/>
+        <w:ind w:leftChars="0" w:firstLineChars="0" w:firstLine="0"/>
+        <w:contextualSpacing/>
+        <w:jc w:val="both"/>
+        <w:outlineLvl w:val="9"/>
+        <w:rPr>
+          <w:sz w:val="28"/>
+          <w:szCs w:val="28"/>
+        </w:rPr>
+      </w:pPr>
+      <w:r>
+        <w:rPr>
+          <w:sz w:val="28"/>
+          <w:szCs w:val="28"/>
+        </w:rPr>
+        <w:lastRenderedPageBreak/>
+        <w:t xml:space="preserve">    apt-get install -y apache2</w:t>
+      </w:r>
+    </w:p>
+    <w:p>
+      <w:pPr>
+        <w:spacing w:line="360" w:lineRule="auto"/>
+        <w:ind w:leftChars="0" w:firstLineChars="0" w:firstLine="0"/>
+        <w:contextualSpacing/>
+        <w:jc w:val="both"/>
+        <w:outlineLvl w:val="9"/>
+        <w:rPr>
+          <w:sz w:val="28"/>
+          <w:szCs w:val="28"/>
+        </w:rPr>
+      </w:pPr>
+      <w:r>
+        <w:rPr>
+          <w:sz w:val="28"/>
+          <w:szCs w:val="28"/>
+        </w:rPr>
+        <w:t xml:space="preserve">    rm -f /var/www/html/index.html</w:t>
+      </w:r>
+    </w:p>
+    <w:p>
+      <w:pPr>
+        <w:spacing w:line="360" w:lineRule="auto"/>
+        <w:ind w:leftChars="0" w:firstLineChars="0" w:firstLine="0"/>
+        <w:contextualSpacing/>
+        <w:jc w:val="both"/>
+        <w:outlineLvl w:val="9"/>
+        <w:rPr>
+          <w:sz w:val="28"/>
+          <w:szCs w:val="28"/>
+        </w:rPr>
+      </w:pPr>
+      <w:r>
+        <w:rPr>
+          <w:sz w:val="28"/>
+          <w:szCs w:val="28"/>
+        </w:rPr>
+        <w:t xml:space="preserve">    cp /home/vagrant/shared/index.html /var/www/html/index.html</w:t>
+      </w:r>
+    </w:p>
+    <w:p>
+      <w:pPr>
+        <w:spacing w:line="360" w:lineRule="auto"/>
+        <w:ind w:leftChars="0" w:firstLineChars="0" w:firstLine="0"/>
+        <w:contextualSpacing/>
+        <w:jc w:val="both"/>
+        <w:outlineLvl w:val="9"/>
+        <w:rPr>
+          <w:sz w:val="28"/>
+          <w:szCs w:val="28"/>
+        </w:rPr>
+      </w:pPr>
+      <w:r>
+        <w:rPr>
+          <w:sz w:val="28"/>
+          <w:szCs w:val="28"/>
+        </w:rPr>
+        <w:t xml:space="preserve">    cp /home/vagrant/shared/style.css /var/www/html/style.css</w:t>
+      </w:r>
+    </w:p>
+    <w:p>
+      <w:pPr>
+        <w:spacing w:line="360" w:lineRule="auto"/>
+        <w:ind w:leftChars="0" w:firstLineChars="0" w:firstLine="0"/>
+        <w:contextualSpacing/>
+        <w:jc w:val="both"/>
+        <w:outlineLvl w:val="9"/>
+        <w:rPr>
+          <w:sz w:val="28"/>
+          <w:szCs w:val="28"/>
+        </w:rPr>
+      </w:pPr>
+      <w:r>
+        <w:rPr>
+          <w:sz w:val="28"/>
+          <w:szCs w:val="28"/>
+        </w:rPr>
+        <w:t xml:space="preserve">    systemctl enable apache2</w:t>
+      </w:r>
+    </w:p>
+    <w:p>
+      <w:pPr>
+        <w:spacing w:line="360" w:lineRule="auto"/>
+        <w:ind w:leftChars="0" w:firstLineChars="0" w:firstLine="0"/>
+        <w:contextualSpacing/>
+        <w:jc w:val="both"/>
+        <w:outlineLvl w:val="9"/>
+        <w:rPr>
+          <w:sz w:val="28"/>
+          <w:szCs w:val="28"/>
+        </w:rPr>
+      </w:pPr>
+      <w:r>
+        <w:rPr>
+          <w:sz w:val="28"/>
+          <w:szCs w:val="28"/>
+        </w:rPr>
+        <w:t xml:space="preserve">    systemctl restart apache2</w:t>
+      </w:r>
+    </w:p>
+    <w:p>
+      <w:pPr>
+        <w:spacing w:line="360" w:lineRule="auto"/>
+        <w:ind w:leftChars="0" w:firstLineChars="0" w:firstLine="0"/>
+        <w:contextualSpacing/>
+        <w:jc w:val="both"/>
+        <w:outlineLvl w:val="9"/>
+        <w:rPr>
+          <w:sz w:val="28"/>
+          <w:szCs w:val="28"/>
+        </w:rPr>
+      </w:pPr>
+      <w:r>
+        <w:rPr>
+          <w:sz w:val="28"/>
+          <w:szCs w:val="28"/>
+        </w:rPr>
+        <w:t xml:space="preserve">  SHELL</w:t>
+      </w:r>
+    </w:p>
+    <w:p>
+      <w:pPr>
+        <w:spacing w:line="360" w:lineRule="auto"/>
+        <w:ind w:leftChars="0" w:left="0" w:firstLineChars="0" w:firstLine="0"/>
+        <w:contextualSpacing/>
+        <w:jc w:val="both"/>
+        <w:outlineLvl w:val="9"/>
+        <w:rPr>
+          <w:sz w:val="28"/>
+          <w:szCs w:val="28"/>
+        </w:rPr>
+      </w:pPr>
+      <w:r>
+        <w:rPr>
+          <w:sz w:val="28"/>
+          <w:szCs w:val="28"/>
+        </w:rPr>
+        <w:t>end</w:t>
       </w:r>
     </w:p>
     <w:sectPr>
@@ -8008,7 +8927,7 @@
 </file>
 
 <file path=customXml/itemProps2.xml><?xml version="1.0" encoding="utf-8"?>
-<ds:datastoreItem xmlns:ds="http://schemas.openxmlformats.org/officeDocument/2006/customXml" ds:itemID="{B0A75598-CD64-49DF-AA4E-EC7D38122749}">
+<ds:datastoreItem xmlns:ds="http://schemas.openxmlformats.org/officeDocument/2006/customXml" ds:itemID="{C0F1C1F7-98F9-479B-96E3-F61972C542B3}">
   <ds:schemaRefs>
     <ds:schemaRef ds:uri="http://schemas.openxmlformats.org/officeDocument/2006/bibliography"/>
   </ds:schemaRefs>

--- a/Адміністрування обчислювальних комплексів Зроблені ЛР/Лабораторна робота 5 - Матакова А.В. - 409а - Адміністрування обчислювальних комплексів.docx
+++ b/Адміністрування обчислювальних комплексів Зроблені ЛР/Лабораторна робота 5 - Матакова А.В. - 409а - Адміністрування обчислювальних комплексів.docx
@@ -1863,8 +1863,6 @@
         </w:rPr>
         <w:t xml:space="preserve"> </w:t>
       </w:r>
-      <w:bookmarkStart w:id="0" w:name="_GoBack"/>
-      <w:bookmarkEnd w:id="0"/>
       <w:r>
         <w:rPr>
           <w:sz w:val="28"/>
@@ -1913,6 +1911,69 @@
           <w:szCs w:val="28"/>
         </w:rPr>
       </w:pPr>
+      <w:r>
+        <w:rPr>
+          <w:sz w:val="28"/>
+          <w:szCs w:val="28"/>
+        </w:rPr>
+        <w:t xml:space="preserve">До основних параметрів конфігурації Vagrantfile належать: config.vm.box (вибір базового </w:t>
+      </w:r>
+      <w:r>
+        <w:rPr>
+          <w:sz w:val="28"/>
+          <w:szCs w:val="28"/>
+        </w:rPr>
+        <w:t>образу), config.vm.hostname (ім’</w:t>
+      </w:r>
+      <w:r>
+        <w:rPr>
+          <w:sz w:val="28"/>
+          <w:szCs w:val="28"/>
+        </w:rPr>
+        <w:t>я віртуальної машини), config.vm.network (налаштування м</w:t>
+      </w:r>
+      <w:r>
+        <w:rPr>
+          <w:sz w:val="28"/>
+          <w:szCs w:val="28"/>
+        </w:rPr>
+        <w:t>ережевих з’</w:t>
+      </w:r>
+      <w:r>
+        <w:rPr>
+          <w:sz w:val="28"/>
+          <w:szCs w:val="28"/>
+        </w:rPr>
+        <w:t xml:space="preserve">єднань), config.vm.synced_folder (синхронізовані директорії між хостом та гостьовою системою), config.vm.provider (параметри провайдера віртуалізації </w:t>
+      </w:r>
+      <w:r>
+        <w:rPr>
+          <w:sz w:val="28"/>
+          <w:szCs w:val="28"/>
+        </w:rPr>
+        <w:t>–</w:t>
+      </w:r>
+      <w:r>
+        <w:rPr>
+          <w:sz w:val="28"/>
+          <w:szCs w:val="28"/>
+        </w:rPr>
+        <w:t xml:space="preserve"> обсяг пам</w:t>
+      </w:r>
+      <w:r>
+        <w:rPr>
+          <w:sz w:val="28"/>
+          <w:szCs w:val="28"/>
+        </w:rPr>
+        <w:t>’</w:t>
+      </w:r>
+      <w:r>
+        <w:rPr>
+          <w:sz w:val="28"/>
+          <w:szCs w:val="28"/>
+        </w:rPr>
+        <w:t>яті, кількість процесорів, назва ВМ) та config.vm.provision (скрипти автоматичного налаштування, що виконуються при створенні або запуску машини).</w:t>
+      </w:r>
     </w:p>
     <w:p>
       <w:pPr>
@@ -1954,6 +2015,41 @@
           <w:szCs w:val="28"/>
         </w:rPr>
       </w:pPr>
+      <w:r>
+        <w:rPr>
+          <w:sz w:val="28"/>
+          <w:szCs w:val="28"/>
+        </w:rPr>
+        <w:t>Vagrant підтримує кілька типів мережевих з</w:t>
+      </w:r>
+      <w:r>
+        <w:rPr>
+          <w:sz w:val="28"/>
+          <w:szCs w:val="28"/>
+        </w:rPr>
+        <w:t>’</w:t>
+      </w:r>
+      <w:r>
+        <w:rPr>
+          <w:sz w:val="28"/>
+          <w:szCs w:val="28"/>
+        </w:rPr>
+        <w:t xml:space="preserve">єднань: private_network (приватна мережа, доступна лише хосту та гостьовим машинам, зі статичною або динамічною IP-адресою), public_network (машина отримує адресу в тій самій мережі, що й фізичний хост, і стає доступною іншим пристроям у локальній мережі), а також мережа за замовчуванням </w:t>
+      </w:r>
+      <w:r>
+        <w:rPr>
+          <w:sz w:val="28"/>
+          <w:szCs w:val="28"/>
+        </w:rPr>
+        <w:t>–</w:t>
+      </w:r>
+      <w:r>
+        <w:rPr>
+          <w:sz w:val="28"/>
+          <w:szCs w:val="28"/>
+        </w:rPr>
+        <w:t xml:space="preserve"> forwarded_port, яка прокидає окремі порти з гостьової машини на хост при використанні NAT-адаптера.</w:t>
+      </w:r>
     </w:p>
     <w:p>
       <w:pPr>
@@ -1980,6 +2076,7 @@
           <w:sz w:val="28"/>
           <w:szCs w:val="28"/>
         </w:rPr>
+        <w:lastRenderedPageBreak/>
         <w:t>Яким чином можливо забезпечити доступ до встановленого вебсерверу?</w:t>
       </w:r>
     </w:p>
@@ -1995,6 +2092,41 @@
           <w:szCs w:val="28"/>
         </w:rPr>
       </w:pPr>
+      <w:r>
+        <w:rPr>
+          <w:sz w:val="28"/>
+          <w:szCs w:val="28"/>
+        </w:rPr>
+        <w:t xml:space="preserve">Доступ до вебсервера, розгорнутого на віртуальній машині, забезпечується через мережеву адресу, призначену цій машині </w:t>
+      </w:r>
+      <w:r>
+        <w:rPr>
+          <w:sz w:val="28"/>
+          <w:szCs w:val="28"/>
+        </w:rPr>
+        <w:t>–</w:t>
+      </w:r>
+      <w:r>
+        <w:rPr>
+          <w:sz w:val="28"/>
+          <w:szCs w:val="28"/>
+        </w:rPr>
+        <w:t xml:space="preserve"> наприклад, через статичну IP-адресу приватної мережі (192.168.56.10), звернувшись до неї у браузері з хост-машини. Альтернативно доступ можна організувати через проброс портів (forwarded_port)</w:t>
+      </w:r>
+      <w:r>
+        <w:rPr>
+          <w:sz w:val="28"/>
+          <w:szCs w:val="28"/>
+        </w:rPr>
+        <w:t>, який пов’</w:t>
+      </w:r>
+      <w:r>
+        <w:rPr>
+          <w:sz w:val="28"/>
+          <w:szCs w:val="28"/>
+        </w:rPr>
+        <w:t>язує порт гостьової машини (наприклад, 80) з певним портом хоста, або через публічну мережу, якщо потрібен доступ з інших пристроїв локальної мережі.</w:t>
+      </w:r>
     </w:p>
     <w:p>
       <w:pPr>
@@ -2036,6 +2168,13 @@
           <w:szCs w:val="28"/>
         </w:rPr>
       </w:pPr>
+      <w:r>
+        <w:rPr>
+          <w:sz w:val="28"/>
+          <w:szCs w:val="28"/>
+        </w:rPr>
+        <w:t>Для балансування навантаження на вебсайт застосовуються спеціалізовані рішення, такі як Nginx (у режимі реверс-проксі та балансувальника), HAProxy, а також хмарні або апаратні балансувальники навантаження (наприклад, AWS Elastic Load Balancer). Ці засоби розподіляють вхідні запити між кількома серверами або інстансами додатку, підвищуючи відмовостійкість та продуктивність системи.</w:t>
+      </w:r>
     </w:p>
     <w:p>
       <w:pPr>
@@ -2077,19 +2216,27 @@
           <w:szCs w:val="28"/>
         </w:rPr>
       </w:pPr>
-    </w:p>
-    <w:p>
-      <w:pPr>
-        <w:spacing w:line="360" w:lineRule="auto"/>
-        <w:ind w:leftChars="0" w:left="0" w:firstLineChars="251" w:firstLine="703"/>
-        <w:contextualSpacing/>
-        <w:jc w:val="both"/>
-        <w:outlineLvl w:val="9"/>
-        <w:rPr>
-          <w:sz w:val="28"/>
-          <w:szCs w:val="28"/>
-        </w:rPr>
-      </w:pPr>
+      <w:r>
+        <w:rPr>
+          <w:sz w:val="28"/>
+          <w:szCs w:val="28"/>
+        </w:rPr>
+        <w:t xml:space="preserve">Робота вебсервера в цій роботі реалізована за допомогою пакету apache2 </w:t>
+      </w:r>
+      <w:r>
+        <w:rPr>
+          <w:sz w:val="28"/>
+          <w:szCs w:val="28"/>
+        </w:rPr>
+        <w:t>–</w:t>
+      </w:r>
+      <w:r>
+        <w:rPr>
+          <w:sz w:val="28"/>
+          <w:szCs w:val="28"/>
+        </w:rPr>
+        <w:t xml:space="preserve"> реалізації веб-сервера Apache HTTP Server для дистрибутивів на базі Debian/Ubuntu. Цей пакет встановлюється через менеджер пакетів apt-get install -y apache2 і після запуску (systemctl restart apache2) забезпечує обробку HTTP-запитів та видачу вмісту з директорії /var/www/html/.</w:t>
+      </w:r>
     </w:p>
     <w:p>
       <w:pPr>
@@ -2119,72 +2266,16 @@
           <w:sz w:val="28"/>
           <w:szCs w:val="28"/>
         </w:rPr>
-        <w:t>Під час виконання лабораторної роботи №</w:t>
-      </w:r>
-      <w:r>
-        <w:rPr>
-          <w:sz w:val="28"/>
-          <w:szCs w:val="28"/>
-        </w:rPr>
-        <w:t>5</w:t>
-      </w:r>
-      <w:r>
-        <w:rPr>
-          <w:sz w:val="28"/>
-          <w:szCs w:val="28"/>
-        </w:rPr>
-        <w:t xml:space="preserve"> </w:t>
-      </w:r>
-      <w:r>
-        <w:rPr>
-          <w:sz w:val="28"/>
-          <w:szCs w:val="28"/>
-        </w:rPr>
-        <w:t>набуто</w:t>
-      </w:r>
-      <w:r>
-        <w:rPr>
-          <w:sz w:val="28"/>
-          <w:szCs w:val="28"/>
-        </w:rPr>
-        <w:t xml:space="preserve"> навички роботи </w:t>
-      </w:r>
-      <w:r>
-        <w:rPr>
-          <w:color w:val="FF0000"/>
-          <w:sz w:val="28"/>
-          <w:szCs w:val="28"/>
-        </w:rPr>
-        <w:t>з інструментом для тестування Selenium Webdriver API</w:t>
-      </w:r>
-      <w:r>
-        <w:rPr>
-          <w:sz w:val="28"/>
-          <w:szCs w:val="28"/>
-        </w:rPr>
-        <w:t>.</w:t>
-      </w:r>
-      <w:r>
-        <w:rPr>
-          <w:sz w:val="28"/>
-          <w:szCs w:val="28"/>
-        </w:rPr>
-        <w:t xml:space="preserve"> </w:t>
-      </w:r>
-      <w:r>
-        <w:rPr>
-          <w:sz w:val="28"/>
-          <w:szCs w:val="28"/>
-        </w:rPr>
-        <w:t xml:space="preserve">Завдяки </w:t>
-      </w:r>
-      <w:r>
-        <w:rPr>
-          <w:sz w:val="28"/>
-          <w:szCs w:val="28"/>
-        </w:rPr>
-        <w:lastRenderedPageBreak/>
-        <w:t>використанню набутих навичок виконано завдання з лабораторної роботи. Звіт оформлено згідно ДСТУ.</w:t>
+        <w:t>Під час виконання лабораторної роботи №5 набуто практичних навичок автоматизації налаштування віртуального середовища засобами Vagrant. Розширено конфігураційний файл Vagrantfile розділом provision</w:t>
+      </w:r>
+      <w:bookmarkStart w:id="0" w:name="_GoBack"/>
+      <w:bookmarkEnd w:id="0"/>
+      <w:r>
+        <w:rPr>
+          <w:sz w:val="28"/>
+          <w:szCs w:val="28"/>
+        </w:rPr>
+        <w:t>. Звіт оформлено згідно з чинними вимогами ДСТУ.</w:t>
       </w:r>
     </w:p>
     <w:p>
@@ -8927,7 +9018,7 @@
 </file>
 
 <file path=customXml/itemProps2.xml><?xml version="1.0" encoding="utf-8"?>
-<ds:datastoreItem xmlns:ds="http://schemas.openxmlformats.org/officeDocument/2006/customXml" ds:itemID="{C0F1C1F7-98F9-479B-96E3-F61972C542B3}">
+<ds:datastoreItem xmlns:ds="http://schemas.openxmlformats.org/officeDocument/2006/customXml" ds:itemID="{DC98FEDF-9AF6-4966-AE26-48FC6C0FA6A3}">
   <ds:schemaRefs>
     <ds:schemaRef ds:uri="http://schemas.openxmlformats.org/officeDocument/2006/bibliography"/>
   </ds:schemaRefs>

--- a/Адміністрування обчислювальних комплексів Зроблені ЛР/Лабораторна робота 5 - Матакова А.В. - 409а - Адміністрування обчислювальних комплексів.docx
+++ b/Адміністрування обчислювальних комплексів Зроблені ЛР/Лабораторна робота 5 - Матакова А.В. - 409а - Адміністрування обчислювальних комплексів.docx
@@ -1523,7 +1523,124 @@
           <w:sz w:val="28"/>
           <w:szCs w:val="28"/>
         </w:rPr>
-        <w:t xml:space="preserve">. </w:t>
+        <w:t>. Повторно використано</w:t>
+      </w:r>
+      <w:r>
+        <w:rPr>
+          <w:sz w:val="28"/>
+          <w:szCs w:val="28"/>
+        </w:rPr>
+        <w:t xml:space="preserve"> конфігураційний файл Vagrantfile н</w:t>
+      </w:r>
+      <w:r>
+        <w:rPr>
+          <w:sz w:val="28"/>
+          <w:szCs w:val="28"/>
+        </w:rPr>
+        <w:t>а основі образу ubuntu/jammy64.</w:t>
+      </w:r>
+    </w:p>
+    <w:p>
+      <w:pPr>
+        <w:suppressAutoHyphens w:val="0"/>
+        <w:spacing w:line="360" w:lineRule="auto"/>
+        <w:ind w:leftChars="0" w:left="0" w:firstLineChars="0" w:firstLine="0"/>
+        <w:jc w:val="center"/>
+        <w:textDirection w:val="lrTb"/>
+        <w:textAlignment w:val="auto"/>
+        <w:outlineLvl w:val="9"/>
+        <w:rPr>
+          <w:sz w:val="28"/>
+          <w:szCs w:val="28"/>
+          <w:lang w:val="ru-RU"/>
+        </w:rPr>
+      </w:pPr>
+      <w:r>
+        <w:rPr>
+          <w:sz w:val="28"/>
+          <w:szCs w:val="28"/>
+          <w:lang w:val="ru-RU"/>
+        </w:rPr>
+        <w:drawing>
+          <wp:inline distT="0" distB="0" distL="0" distR="0" wp14:anchorId="0A8CB082" wp14:editId="6D949AFF">
+            <wp:extent cx="5540644" cy="2003255"/>
+            <wp:effectExtent l="0" t="0" r="3175" b="0"/>
+            <wp:docPr id="1" name="Рисунок 1"/>
+            <wp:cNvGraphicFramePr>
+              <a:graphicFrameLocks xmlns:a="http://schemas.openxmlformats.org/drawingml/2006/main" noChangeAspect="1"/>
+            </wp:cNvGraphicFramePr>
+            <a:graphic xmlns:a="http://schemas.openxmlformats.org/drawingml/2006/main">
+              <a:graphicData uri="http://schemas.openxmlformats.org/drawingml/2006/picture">
+                <pic:pic xmlns:pic="http://schemas.openxmlformats.org/drawingml/2006/picture">
+                  <pic:nvPicPr>
+                    <pic:cNvPr id="1" name=""/>
+                    <pic:cNvPicPr/>
+                  </pic:nvPicPr>
+                  <pic:blipFill>
+                    <a:blip r:embed="rId9"/>
+                    <a:stretch>
+                      <a:fillRect/>
+                    </a:stretch>
+                  </pic:blipFill>
+                  <pic:spPr>
+                    <a:xfrm>
+                      <a:off x="0" y="0"/>
+                      <a:ext cx="5583892" cy="2018892"/>
+                    </a:xfrm>
+                    <a:prstGeom prst="rect">
+                      <a:avLst/>
+                    </a:prstGeom>
+                  </pic:spPr>
+                </pic:pic>
+              </a:graphicData>
+            </a:graphic>
+          </wp:inline>
+        </w:drawing>
+      </w:r>
+    </w:p>
+    <w:p>
+      <w:pPr>
+        <w:suppressAutoHyphens w:val="0"/>
+        <w:spacing w:line="360" w:lineRule="auto"/>
+        <w:ind w:leftChars="0" w:left="0" w:firstLineChars="0" w:firstLine="0"/>
+        <w:jc w:val="center"/>
+        <w:textDirection w:val="lrTb"/>
+        <w:textAlignment w:val="auto"/>
+        <w:outlineLvl w:val="9"/>
+        <w:rPr>
+          <w:sz w:val="28"/>
+          <w:szCs w:val="28"/>
+        </w:rPr>
+      </w:pPr>
+      <w:r>
+        <w:rPr>
+          <w:sz w:val="28"/>
+          <w:szCs w:val="28"/>
+        </w:rPr>
+        <w:t>Рисунок 1 –</w:t>
+      </w:r>
+      <w:r>
+        <w:rPr>
+          <w:sz w:val="28"/>
+          <w:szCs w:val="28"/>
+        </w:rPr>
+        <w:t xml:space="preserve"> </w:t>
+      </w:r>
+      <w:r>
+        <w:rPr>
+          <w:sz w:val="28"/>
+          <w:szCs w:val="28"/>
+        </w:rPr>
+        <w:t>Результат тесту</w:t>
+      </w:r>
+      <w:bookmarkStart w:id="0" w:name="_GoBack"/>
+      <w:bookmarkEnd w:id="0"/>
+      <w:r>
+        <w:rPr>
+          <w:sz w:val="28"/>
+          <w:szCs w:val="28"/>
+        </w:rPr>
+        <w:t>вання</w:t>
       </w:r>
     </w:p>
     <w:p>
@@ -1545,159 +1662,7 @@
           <w:sz w:val="28"/>
           <w:szCs w:val="28"/>
         </w:rPr>
-        <w:t>Повторно використано</w:t>
-      </w:r>
-      <w:r>
-        <w:rPr>
-          <w:sz w:val="28"/>
-          <w:szCs w:val="28"/>
-        </w:rPr>
-        <w:t xml:space="preserve"> конфігураційний файл Vagrantfile на основі образу ubuntu/jammy64, у якому вже передбачено</w:t>
-      </w:r>
-      <w:r>
-        <w:rPr>
-          <w:sz w:val="28"/>
-          <w:szCs w:val="28"/>
-        </w:rPr>
-        <w:t>У першій лабораторній роботі обрано програмний продукт, а саме застосунок Flo, який використовується для менеджменту репродуктивного здоров’я людей жіночої статі. Посилання на сайт: https://flo.health/uk.</w:t>
-      </w:r>
-    </w:p>
-    <w:p>
-      <w:pPr>
-        <w:suppressAutoHyphens w:val="0"/>
-        <w:spacing w:line="360" w:lineRule="auto"/>
-        <w:ind w:leftChars="0" w:left="0" w:firstLineChars="0" w:firstLine="709"/>
-        <w:jc w:val="both"/>
-        <w:textDirection w:val="lrTb"/>
-        <w:textAlignment w:val="auto"/>
-        <w:outlineLvl w:val="9"/>
-        <w:rPr>
-          <w:sz w:val="28"/>
-          <w:szCs w:val="28"/>
-        </w:rPr>
-      </w:pPr>
-      <w:r>
-        <w:rPr>
-          <w:sz w:val="28"/>
-          <w:szCs w:val="28"/>
-        </w:rPr>
-        <w:t xml:space="preserve">Посилання на код </w:t>
-      </w:r>
-      <w:r>
-        <w:rPr>
-          <w:sz w:val="28"/>
-          <w:szCs w:val="28"/>
-          <w:lang w:val="en-US"/>
-        </w:rPr>
-        <w:t>GitHub</w:t>
-      </w:r>
-      <w:r>
-        <w:rPr>
-          <w:sz w:val="28"/>
-          <w:szCs w:val="28"/>
-          <w:lang w:val="ru-RU"/>
-        </w:rPr>
-        <w:t>:</w:t>
-      </w:r>
-      <w:r>
-        <w:rPr>
-          <w:sz w:val="28"/>
-          <w:szCs w:val="28"/>
-        </w:rPr>
-        <w:t xml:space="preserve"> </w:t>
-      </w:r>
-      <w:r>
-        <w:rPr>
-          <w:sz w:val="28"/>
-          <w:szCs w:val="28"/>
-        </w:rPr>
-        <w:t>https://github.com/Asya05Tree/Lr7FloAutoTests</w:t>
-      </w:r>
-      <w:r>
-        <w:rPr>
-          <w:sz w:val="28"/>
-          <w:szCs w:val="28"/>
-        </w:rPr>
-        <w:t>.</w:t>
-      </w:r>
-    </w:p>
-    <w:p>
-      <w:pPr>
-        <w:suppressAutoHyphens w:val="0"/>
-        <w:spacing w:line="360" w:lineRule="auto"/>
-        <w:ind w:leftChars="0" w:left="0" w:firstLineChars="0" w:firstLine="0"/>
-        <w:jc w:val="center"/>
-        <w:textDirection w:val="lrTb"/>
-        <w:textAlignment w:val="auto"/>
-        <w:outlineLvl w:val="9"/>
-        <w:rPr>
-          <w:sz w:val="28"/>
-          <w:szCs w:val="28"/>
-        </w:rPr>
-      </w:pPr>
-      <w:r>
-        <w:rPr>
-          <w:sz w:val="28"/>
-          <w:szCs w:val="28"/>
-        </w:rPr>
-        <w:t>Копипаст лр 4</w:t>
-      </w:r>
-    </w:p>
-    <w:p>
-      <w:pPr>
-        <w:suppressAutoHyphens w:val="0"/>
-        <w:spacing w:line="360" w:lineRule="auto"/>
-        <w:ind w:leftChars="0" w:left="0" w:firstLineChars="0" w:firstLine="0"/>
-        <w:jc w:val="center"/>
-        <w:textDirection w:val="lrTb"/>
-        <w:textAlignment w:val="auto"/>
-        <w:outlineLvl w:val="9"/>
-        <w:rPr>
-          <w:sz w:val="28"/>
-          <w:szCs w:val="28"/>
-        </w:rPr>
-      </w:pPr>
-      <w:r>
-        <w:rPr>
-          <w:sz w:val="28"/>
-          <w:szCs w:val="28"/>
-        </w:rPr>
-        <w:t>Рисунок 1 –</w:t>
-      </w:r>
-      <w:r>
-        <w:rPr>
-          <w:sz w:val="28"/>
-          <w:szCs w:val="28"/>
-        </w:rPr>
-        <w:t xml:space="preserve"> </w:t>
-      </w:r>
-      <w:r>
-        <w:rPr>
-          <w:sz w:val="28"/>
-          <w:szCs w:val="28"/>
-        </w:rPr>
-        <w:t>Результат тестування</w:t>
-      </w:r>
-    </w:p>
-    <w:p>
-      <w:pPr>
-        <w:suppressAutoHyphens w:val="0"/>
-        <w:spacing w:line="360" w:lineRule="auto"/>
-        <w:ind w:leftChars="0" w:left="0" w:firstLineChars="0" w:firstLine="709"/>
-        <w:jc w:val="both"/>
-        <w:textDirection w:val="lrTb"/>
-        <w:textAlignment w:val="auto"/>
-        <w:outlineLvl w:val="9"/>
-        <w:rPr>
-          <w:sz w:val="28"/>
-          <w:szCs w:val="28"/>
-        </w:rPr>
-      </w:pPr>
-      <w:r>
-        <w:rPr>
-          <w:sz w:val="28"/>
-          <w:szCs w:val="28"/>
-        </w:rPr>
+        <w:lastRenderedPageBreak/>
         <w:t>Таблиця 1 – Параметри опису usecase</w:t>
       </w:r>
     </w:p>
@@ -2034,7 +1999,15 @@
           <w:sz w:val="28"/>
           <w:szCs w:val="28"/>
         </w:rPr>
-        <w:t xml:space="preserve">єднань: private_network (приватна мережа, доступна лише хосту та гостьовим машинам, зі статичною або динамічною IP-адресою), public_network (машина отримує адресу в тій самій мережі, що й фізичний хост, і стає доступною іншим пристроям у локальній мережі), а також мережа за замовчуванням </w:t>
+        <w:t xml:space="preserve">єднань: private_network (приватна мережа, доступна лише хосту та гостьовим машинам, зі статичною або динамічною IP-адресою), public_network (машина отримує адресу в тій самій мережі, що й фізичний хост, і стає доступною іншим пристроям у локальній </w:t>
+      </w:r>
+      <w:r>
+        <w:rPr>
+          <w:sz w:val="28"/>
+          <w:szCs w:val="28"/>
+        </w:rPr>
+        <w:lastRenderedPageBreak/>
+        <w:t xml:space="preserve">мережі), а також мережа за замовчуванням </w:t>
       </w:r>
       <w:r>
         <w:rPr>
@@ -2076,7 +2049,6 @@
           <w:sz w:val="28"/>
           <w:szCs w:val="28"/>
         </w:rPr>
-        <w:lastRenderedPageBreak/>
         <w:t>Яким чином можливо забезпечити доступ до встановленого вебсерверу?</w:t>
       </w:r>
     </w:p>
@@ -2266,16 +2238,7 @@
           <w:sz w:val="28"/>
           <w:szCs w:val="28"/>
         </w:rPr>
-        <w:t>Під час виконання лабораторної роботи №5 набуто практичних навичок автоматизації налаштування віртуального середовища засобами Vagrant. Розширено конфігураційний файл Vagrantfile розділом provision</w:t>
-      </w:r>
-      <w:bookmarkStart w:id="0" w:name="_GoBack"/>
-      <w:bookmarkEnd w:id="0"/>
-      <w:r>
-        <w:rPr>
-          <w:sz w:val="28"/>
-          <w:szCs w:val="28"/>
-        </w:rPr>
-        <w:t>. Звіт оформлено згідно з чинними вимогами ДСТУ.</w:t>
+        <w:t>Під час виконання лабораторної роботи №5 набуто практичних навичок автоматизації налаштування віртуального середовища засобами Vagrant. Розширено конфігураційний файл Vagrantfile розділом provision. Звіт оформлено згідно з чинними вимогами ДСТУ.</w:t>
       </w:r>
     </w:p>
     <w:p>
@@ -3078,7 +3041,7 @@
       </w:r>
     </w:p>
     <w:sectPr>
-      <w:footerReference w:type="even" r:id="rId9"/>
+      <w:footerReference w:type="even" r:id="rId10"/>
       <w:pgSz w:w="11906" w:h="16838"/>
       <w:pgMar w:top="1134" w:right="567" w:bottom="1134" w:left="1418" w:header="709" w:footer="709" w:gutter="0"/>
       <w:pgNumType w:start="1"/>
@@ -9018,7 +8981,7 @@
 </file>
 
 <file path=customXml/itemProps2.xml><?xml version="1.0" encoding="utf-8"?>
-<ds:datastoreItem xmlns:ds="http://schemas.openxmlformats.org/officeDocument/2006/customXml" ds:itemID="{DC98FEDF-9AF6-4966-AE26-48FC6C0FA6A3}">
+<ds:datastoreItem xmlns:ds="http://schemas.openxmlformats.org/officeDocument/2006/customXml" ds:itemID="{25538293-BF57-4555-877A-E4BCD256FE97}">
   <ds:schemaRefs>
     <ds:schemaRef ds:uri="http://schemas.openxmlformats.org/officeDocument/2006/bibliography"/>
   </ds:schemaRefs>

--- a/Адміністрування обчислювальних комплексів Зроблені ЛР/Лабораторна робота 5 - Матакова А.В. - 409а - Адміністрування обчислювальних комплексів.docx
+++ b/Адміністрування обчислювальних комплексів Зроблені ЛР/Лабораторна робота 5 - Матакова А.В. - 409а - Адміністрування обчислювальних комплексів.docx
@@ -1631,17 +1631,10 @@
           <w:sz w:val="28"/>
           <w:szCs w:val="28"/>
         </w:rPr>
-        <w:t>Результат тесту</w:t>
+        <w:t>Веб-сайт, відкритий у браузері</w:t>
       </w:r>
       <w:bookmarkStart w:id="0" w:name="_GoBack"/>
       <w:bookmarkEnd w:id="0"/>
-      <w:r>
-        <w:rPr>
-          <w:sz w:val="28"/>
-          <w:szCs w:val="28"/>
-        </w:rPr>
-        <w:t>вання</w:t>
-      </w:r>
     </w:p>
     <w:p>
       <w:pPr>
@@ -8981,7 +8974,7 @@
 </file>
 
 <file path=customXml/itemProps2.xml><?xml version="1.0" encoding="utf-8"?>
-<ds:datastoreItem xmlns:ds="http://schemas.openxmlformats.org/officeDocument/2006/customXml" ds:itemID="{25538293-BF57-4555-877A-E4BCD256FE97}">
+<ds:datastoreItem xmlns:ds="http://schemas.openxmlformats.org/officeDocument/2006/customXml" ds:itemID="{956CA704-6646-49A4-8C69-41481BF4ED66}">
   <ds:schemaRefs>
     <ds:schemaRef ds:uri="http://schemas.openxmlformats.org/officeDocument/2006/bibliography"/>
   </ds:schemaRefs>

--- a/Адміністрування обчислювальних комплексів Зроблені ЛР/Лабораторна робота 5 - Матакова А.В. - 409а - Адміністрування обчислювальних комплексів.docx
+++ b/Адміністрування обчислювальних комплексів Зроблені ЛР/Лабораторна робота 5 - Матакова А.В. - 409а - Адміністрування обчислювальних комплексів.docx
@@ -1009,6 +1009,8 @@
           <w:lang w:val="ru-RU"/>
         </w:rPr>
       </w:pPr>
+      <w:bookmarkStart w:id="0" w:name="_GoBack"/>
+      <w:bookmarkEnd w:id="0"/>
       <w:r>
         <w:rPr>
           <w:b/>
@@ -1633,46 +1635,6 @@
         </w:rPr>
         <w:t>Веб-сайт, відкритий у браузері</w:t>
       </w:r>
-      <w:bookmarkStart w:id="0" w:name="_GoBack"/>
-      <w:bookmarkEnd w:id="0"/>
-    </w:p>
-    <w:p>
-      <w:pPr>
-        <w:suppressAutoHyphens w:val="0"/>
-        <w:spacing w:line="360" w:lineRule="auto"/>
-        <w:ind w:leftChars="0" w:left="0" w:firstLineChars="0" w:firstLine="709"/>
-        <w:jc w:val="both"/>
-        <w:textDirection w:val="lrTb"/>
-        <w:textAlignment w:val="auto"/>
-        <w:outlineLvl w:val="9"/>
-        <w:rPr>
-          <w:sz w:val="28"/>
-          <w:szCs w:val="28"/>
-        </w:rPr>
-      </w:pPr>
-      <w:r>
-        <w:rPr>
-          <w:sz w:val="28"/>
-          <w:szCs w:val="28"/>
-        </w:rPr>
-        <w:lastRenderedPageBreak/>
-        <w:t>Таблиця 1 – Параметри опису usecase</w:t>
-      </w:r>
-    </w:p>
-    <w:p>
-      <w:pPr>
-        <w:suppressAutoHyphens w:val="0"/>
-        <w:spacing w:line="360" w:lineRule="auto"/>
-        <w:ind w:leftChars="0" w:left="0" w:firstLineChars="0" w:firstLine="709"/>
-        <w:jc w:val="both"/>
-        <w:textDirection w:val="lrTb"/>
-        <w:textAlignment w:val="auto"/>
-        <w:outlineLvl w:val="9"/>
-        <w:rPr>
-          <w:sz w:val="28"/>
-          <w:szCs w:val="28"/>
-        </w:rPr>
-      </w:pPr>
     </w:p>
     <w:p>
       <w:pPr>
@@ -1695,6 +1657,7 @@
           <w:sz w:val="28"/>
           <w:szCs w:val="28"/>
         </w:rPr>
+        <w:lastRenderedPageBreak/>
         <w:t>Контрольні питання</w:t>
       </w:r>
     </w:p>
@@ -1992,15 +1955,7 @@
           <w:sz w:val="28"/>
           <w:szCs w:val="28"/>
         </w:rPr>
-        <w:t xml:space="preserve">єднань: private_network (приватна мережа, доступна лише хосту та гостьовим машинам, зі статичною або динамічною IP-адресою), public_network (машина отримує адресу в тій самій мережі, що й фізичний хост, і стає доступною іншим пристроям у локальній </w:t>
-      </w:r>
-      <w:r>
-        <w:rPr>
-          <w:sz w:val="28"/>
-          <w:szCs w:val="28"/>
-        </w:rPr>
-        <w:lastRenderedPageBreak/>
-        <w:t xml:space="preserve">мережі), а також мережа за замовчуванням </w:t>
+        <w:t xml:space="preserve">єднань: private_network (приватна мережа, доступна лише хосту та гостьовим машинам, зі статичною або динамічною IP-адресою), public_network (машина отримує адресу в тій самій мережі, що й фізичний хост, і стає доступною іншим пристроям у локальній мережі), а також мережа за замовчуванням </w:t>
       </w:r>
       <w:r>
         <w:rPr>
@@ -2042,6 +1997,7 @@
           <w:sz w:val="28"/>
           <w:szCs w:val="28"/>
         </w:rPr>
+        <w:lastRenderedPageBreak/>
         <w:t>Яким чином можливо забезпечити доступ до встановленого вебсерверу?</w:t>
       </w:r>
     </w:p>
@@ -8974,7 +8930,7 @@
 </file>
 
 <file path=customXml/itemProps2.xml><?xml version="1.0" encoding="utf-8"?>
-<ds:datastoreItem xmlns:ds="http://schemas.openxmlformats.org/officeDocument/2006/customXml" ds:itemID="{956CA704-6646-49A4-8C69-41481BF4ED66}">
+<ds:datastoreItem xmlns:ds="http://schemas.openxmlformats.org/officeDocument/2006/customXml" ds:itemID="{07105678-D61A-437D-A11D-5DFBF6144880}">
   <ds:schemaRefs>
     <ds:schemaRef ds:uri="http://schemas.openxmlformats.org/officeDocument/2006/bibliography"/>
   </ds:schemaRefs>
